--- a/FASE 2/Individual/Navarro_Nicole_2.2_APT122_AutoevaluacionAvanceFase2.docx
+++ b/FASE 2/Individual/Navarro_Nicole_2.2_APT122_AutoevaluacionAvanceFase2.docx
@@ -10773,7 +10773,7 @@
           <w:szCs w:val="20"/>
           <w:rtl w:val="0"/>
         </w:rPr>
-        <w:t xml:space="preserve">Marqué Completamente logrado en todos los indicadores. Los ajustes al proyecto están justificados por las dificultades, los facilitadores y la retroalimentación recibida; se aplica el enfoque definido (planificación según PMBOK y desarrollo iterativo por módulos); y el avance cuenta con evidencias verificables: repositorio con ramas y pull requests, migraciones de la base de datos, documentación formal y resultados de pruebas. El informe utiliza lenguaje técnico preciso, respeta las reglas de redacción y el formato establecido, y cumple con los indicadores de calidad requeridos.</w:t>
+        <w:t xml:space="preserve">Marqué Completamente logrado en todos los indicadores. Los ajustes al proyecto están justificados por las dificultades, los facilitadores y la retroalimentación recibida; se aplica la metodología definida (cascada tradicional, con planificación y control según PMBOK); y el avance cuenta con evidencias verificables: repositorio con ramas y pull requests, migraciones de la base de datos, documentación formal y resultados de pruebas. El informe utiliza lenguaje técnico preciso, respeta las reglas de redacción y el formato establecido, y cumple con los indicadores de calidad requeridos.</w:t>
       </w:r>
       <w:r>
         <w:rPr>
